--- a/pr-preview/pr-110/chapters/10-random-variability.docx
+++ b/pr-preview/pr-110/chapters/10-random-variability.docx
@@ -3493,25 +3493,61 @@
               <w:t xml:space="preserve"> (Coverage over repeated studies). </w:t>
             </w:r>
             <w:r>
-              <w:t xml:space="preserve">Validity is a statement about coverage over repeated samples from the super-population.</w:t>
-            </w:r>
-            <w:r>
-              <w:t xml:space="preserve"> </w:t>
-            </w:r>
-            <w:r>
-              <w:t xml:space="preserve">Picture every study that we and other researchers will ever run, each reporting a valid 95% interval.</w:t>
-            </w:r>
-            <w:r>
-              <w:t xml:space="preserve"> </w:t>
-            </w:r>
-            <w:r>
-              <w:t xml:space="preserve">Looking back over that whole collection, at least 95% of the intervals would contain their targets,</w:t>
-            </w:r>
-            <w:r>
-              <w:t xml:space="preserve"> </w:t>
-            </w:r>
-            <w:r>
-              <w:t xml:space="preserve">but nothing in the data would reveal which intervals, at most 5% of them, missed.</w:t>
+              <w:t xml:space="preserve">Validity is a property of the interval procedure, not of any one interval:</w:t>
+            </w:r>
+            <w:r>
+              <w:t xml:space="preserve"> </w:t>
+            </w:r>
+            <w:r>
+              <w:t xml:space="preserve">over repeated samples from the super-population,</w:t>
+            </w:r>
+            <w:r>
+              <w:t xml:space="preserve"> </w:t>
+            </w:r>
+            <w:r>
+              <w:t xml:space="preserve">the procedure covers its target with probability at least 95%.</w:t>
+            </w:r>
+            <w:r>
+              <w:t xml:space="preserve"> </w:t>
+            </w:r>
+            <w:r>
+              <w:t xml:space="preserve">Picture every study that we and other researchers will ever run,</w:t>
+            </w:r>
+            <w:r>
+              <w:t xml:space="preserve"> </w:t>
+            </w:r>
+            <w:r>
+              <w:t xml:space="preserve">each using a 95% procedure that is small-sample valid.</w:t>
+            </w:r>
+            <w:r>
+              <w:t xml:space="preserve"> </w:t>
+            </w:r>
+            <w:r>
+              <w:t xml:space="preserve">If we idealize that collection as an unending sequence,</w:t>
+            </w:r>
+            <w:r>
+              <w:t xml:space="preserve"> </w:t>
+            </w:r>
+            <w:r>
+              <w:t xml:space="preserve">the share of those intervals that contain their targets would be at least 95%.</w:t>
+            </w:r>
+            <w:r>
+              <w:t xml:space="preserve"> </w:t>
+            </w:r>
+            <w:r>
+              <w:t xml:space="preserve">For the book’s large-sample valid intervals, such as Wald intervals, this guarantee holds only in the limit as samples grow;</w:t>
+            </w:r>
+            <w:r>
+              <w:t xml:space="preserve"> </w:t>
+            </w:r>
+            <w:r>
+              <w:t xml:space="preserve">at a given sample size their coverage can fall well short of 95%.</w:t>
+            </w:r>
+            <w:r>
+              <w:t xml:space="preserve"> </w:t>
+            </w:r>
+            <w:r>
+              <w:t xml:space="preserve">In every case, nothing in the data would reveal which intervals missed.</w:t>
             </w:r>
           </w:p>
           <w:bookmarkEnd w:id="32"/>
@@ -10490,7 +10526,25 @@
               <w:t xml:space="preserve"> </w:t>
             </w:r>
             <w:r>
-              <w:t xml:space="preserve">and the binomial interval is not calibrated but</w:t>
+              <w:t xml:space="preserve">and the binomial Wald interval is not asymptotically calibrated.</w:t>
+            </w:r>
+            <w:r>
+              <w:t xml:space="preserve"> </w:t>
+            </w:r>
+            <w:r>
+              <w:t xml:space="preserve">As the number of individuals grows,</w:t>
+            </w:r>
+            <w:r>
+              <w:t xml:space="preserve"> </w:t>
+            </w:r>
+            <w:r>
+              <w:t xml:space="preserve">with risks whose spread does not shrink to zero,</w:t>
+            </w:r>
+            <w:r>
+              <w:t xml:space="preserve"> </w:t>
+            </w:r>
+            <w:r>
+              <w:t xml:space="preserve">it is asymptotically</w:t>
             </w:r>
             <w:r>
               <w:t xml:space="preserve"> </w:t>
@@ -10503,13 +10557,13 @@
               <w:t xml:space="preserve">conservative</w:t>
             </w:r>
             <w:r>
-              <w:t xml:space="preserve">:</w:t>
-            </w:r>
-            <w:r>
-              <w:t xml:space="preserve"> </w:t>
-            </w:r>
-            <w:r>
-              <w:t xml:space="preserve">by</w:t>
+              <w:t xml:space="preserve">: its coverage stays above 95% in the limit.</w:t>
+            </w:r>
+            <w:r>
+              <w:t xml:space="preserve"> </w:t>
+            </w:r>
+            <w:r>
+              <w:t xml:space="preserve">By</w:t>
             </w:r>
             <w:r>
               <w:t xml:space="preserve"> </w:t>
@@ -10532,7 +10586,7 @@
               <w:t xml:space="preserve"> </w:t>
             </w:r>
             <w:r>
-              <w:t xml:space="preserve">so the interval is too wide.</w:t>
+              <w:t xml:space="preserve">so under the normal approximation the interval is too wide.</w:t>
             </w:r>
           </w:p>
           <w:bookmarkEnd w:id="63"/>

--- a/pr-preview/pr-110/chapters/10-random-variability.docx
+++ b/pr-preview/pr-110/chapters/10-random-variability.docx
@@ -10520,44 +10520,7 @@
               </m:acc>
             </m:oMath>
             <w:r>
-              <w:t xml:space="preserve">,</w:t>
-            </w:r>
-            <w:r>
-              <w:t xml:space="preserve"> </w:t>
-            </w:r>
-            <w:r>
-              <w:t xml:space="preserve">and the binomial Wald interval is not asymptotically calibrated.</w:t>
-            </w:r>
-            <w:r>
-              <w:t xml:space="preserve"> </w:t>
-            </w:r>
-            <w:r>
-              <w:t xml:space="preserve">As the number of individuals grows,</w:t>
-            </w:r>
-            <w:r>
-              <w:t xml:space="preserve"> </w:t>
-            </w:r>
-            <w:r>
-              <w:t xml:space="preserve">with risks whose spread does not shrink to zero,</w:t>
-            </w:r>
-            <w:r>
-              <w:t xml:space="preserve"> </w:t>
-            </w:r>
-            <w:r>
-              <w:t xml:space="preserve">it is asymptotically</w:t>
-            </w:r>
-            <w:r>
-              <w:t xml:space="preserve"> </w:t>
-            </w:r>
-            <w:r>
-              <w:rPr>
-                <w:b/>
-                <w:bCs/>
-              </w:rPr>
-              <w:t xml:space="preserve">conservative</w:t>
-            </w:r>
-            <w:r>
-              <w:t xml:space="preserve">: its coverage stays above 95% in the limit.</w:t>
+              <w:t xml:space="preserve">.</w:t>
             </w:r>
             <w:r>
               <w:t xml:space="preserve"> </w:t>
@@ -10586,7 +10549,467 @@
               <w:t xml:space="preserve"> </w:t>
             </w:r>
             <w:r>
-              <w:t xml:space="preserve">so under the normal approximation the interval is too wide.</w:t>
+              <w:t xml:space="preserve">by the sum of squared deviations</w:t>
+            </w:r>
+            <w:r>
+              <w:t xml:space="preserve"> </w:t>
+            </w:r>
+            <m:oMath>
+              <m:nary>
+                <m:naryPr>
+                  <m:chr m:val="∑"/>
+                  <m:limLoc m:val="undOvr"/>
+                  <m:subHide m:val="off"/>
+                  <m:supHide m:val="on"/>
+                </m:naryPr>
+                <m:sub>
+                  <m:r>
+                    <m:t>i</m:t>
+                  </m:r>
+                </m:sub>
+                <m:sup>
+                  <m:r>
+                    <m:t>​</m:t>
+                  </m:r>
+                </m:sup>
+                <m:e>
+                  <m:r>
+                    <m:rPr>
+                      <m:sty m:val="p"/>
+                    </m:rPr>
+                    <m:t>(</m:t>
+                  </m:r>
+                </m:e>
+              </m:nary>
+              <m:sSub>
+                <m:e>
+                  <m:r>
+                    <m:t>p</m:t>
+                  </m:r>
+                </m:e>
+                <m:sub>
+                  <m:r>
+                    <m:t>i</m:t>
+                  </m:r>
+                </m:sub>
+              </m:sSub>
+              <m:r>
+                <m:rPr>
+                  <m:sty m:val="p"/>
+                </m:rPr>
+                <m:t>−</m:t>
+              </m:r>
+              <m:acc>
+                <m:accPr>
+                  <m:chr m:val="‾"/>
+                </m:accPr>
+                <m:e>
+                  <m:r>
+                    <m:t>p</m:t>
+                  </m:r>
+                </m:e>
+              </m:acc>
+              <m:sSup>
+                <m:e>
+                  <m:r>
+                    <m:rPr>
+                      <m:sty m:val="p"/>
+                    </m:rPr>
+                    <m:t>)</m:t>
+                  </m:r>
+                </m:e>
+                <m:sup>
+                  <m:r>
+                    <m:t>2</m:t>
+                  </m:r>
+                </m:sup>
+              </m:sSup>
+            </m:oMath>
+            <w:r>
+              <w:t xml:space="preserve">.</w:t>
+            </w:r>
+            <w:r>
+              <w:t xml:space="preserve"> </w:t>
+            </w:r>
+            <w:r>
+              <w:t xml:space="preserve">Suppose that</w:t>
+            </w:r>
+            <w:r>
+              <w:t xml:space="preserve"> </w:t>
+            </w:r>
+            <m:oMath>
+              <m:acc>
+                <m:accPr>
+                  <m:chr m:val="‾"/>
+                </m:accPr>
+                <m:e>
+                  <m:r>
+                    <m:t>p</m:t>
+                  </m:r>
+                </m:e>
+              </m:acc>
+            </m:oMath>
+            <w:r>
+              <w:t xml:space="preserve"> </w:t>
+            </w:r>
+            <w:r>
+              <w:t xml:space="preserve">stays bounded away from 0 and 1 as the number of individuals grows.</w:t>
+            </w:r>
+            <w:r>
+              <w:t xml:space="preserve"> </w:t>
+            </w:r>
+            <w:r>
+              <w:t xml:space="preserve">Whether the overstatement then matters in large samples depends on the ratio of</w:t>
+            </w:r>
+            <w:r>
+              <w:t xml:space="preserve"> </w:t>
+            </w:r>
+            <w:r>
+              <w:t xml:space="preserve">the average squared deviation</w:t>
+            </w:r>
+            <w:r>
+              <w:t xml:space="preserve"> </w:t>
+            </w:r>
+            <m:oMath>
+              <m:f>
+                <m:fPr>
+                  <m:type m:val="bar"/>
+                </m:fPr>
+                <m:num>
+                  <m:r>
+                    <m:t>1</m:t>
+                  </m:r>
+                </m:num>
+                <m:den>
+                  <m:r>
+                    <m:t>n</m:t>
+                  </m:r>
+                </m:den>
+              </m:f>
+              <m:nary>
+                <m:naryPr>
+                  <m:chr m:val="∑"/>
+                  <m:limLoc m:val="undOvr"/>
+                  <m:subHide m:val="off"/>
+                  <m:supHide m:val="on"/>
+                </m:naryPr>
+                <m:sub>
+                  <m:r>
+                    <m:t>i</m:t>
+                  </m:r>
+                </m:sub>
+                <m:sup>
+                  <m:r>
+                    <m:t>​</m:t>
+                  </m:r>
+                </m:sup>
+                <m:e>
+                  <m:r>
+                    <m:rPr>
+                      <m:sty m:val="p"/>
+                    </m:rPr>
+                    <m:t>(</m:t>
+                  </m:r>
+                </m:e>
+              </m:nary>
+              <m:sSub>
+                <m:e>
+                  <m:r>
+                    <m:t>p</m:t>
+                  </m:r>
+                </m:e>
+                <m:sub>
+                  <m:r>
+                    <m:t>i</m:t>
+                  </m:r>
+                </m:sub>
+              </m:sSub>
+              <m:r>
+                <m:rPr>
+                  <m:sty m:val="p"/>
+                </m:rPr>
+                <m:t>−</m:t>
+              </m:r>
+              <m:acc>
+                <m:accPr>
+                  <m:chr m:val="‾"/>
+                </m:accPr>
+                <m:e>
+                  <m:r>
+                    <m:t>p</m:t>
+                  </m:r>
+                </m:e>
+              </m:acc>
+              <m:sSup>
+                <m:e>
+                  <m:r>
+                    <m:rPr>
+                      <m:sty m:val="p"/>
+                    </m:rPr>
+                    <m:t>)</m:t>
+                  </m:r>
+                </m:e>
+                <m:sup>
+                  <m:r>
+                    <m:t>2</m:t>
+                  </m:r>
+                </m:sup>
+              </m:sSup>
+            </m:oMath>
+            <w:r>
+              <w:t xml:space="preserve"> </w:t>
+            </w:r>
+            <w:r>
+              <w:t xml:space="preserve">to</w:t>
+            </w:r>
+            <w:r>
+              <w:t xml:space="preserve"> </w:t>
+            </w:r>
+            <m:oMath>
+              <m:acc>
+                <m:accPr>
+                  <m:chr m:val="‾"/>
+                </m:accPr>
+                <m:e>
+                  <m:r>
+                    <m:t>p</m:t>
+                  </m:r>
+                </m:e>
+              </m:acc>
+              <m:r>
+                <m:rPr>
+                  <m:sty m:val="p"/>
+                </m:rPr>
+                <m:t>(</m:t>
+              </m:r>
+              <m:r>
+                <m:t>1</m:t>
+              </m:r>
+              <m:r>
+                <m:rPr>
+                  <m:sty m:val="p"/>
+                </m:rPr>
+                <m:t>−</m:t>
+              </m:r>
+              <m:acc>
+                <m:accPr>
+                  <m:chr m:val="‾"/>
+                </m:accPr>
+                <m:e>
+                  <m:r>
+                    <m:t>p</m:t>
+                  </m:r>
+                </m:e>
+              </m:acc>
+              <m:r>
+                <m:rPr>
+                  <m:sty m:val="p"/>
+                </m:rPr>
+                <m:t>)</m:t>
+              </m:r>
+            </m:oMath>
+            <w:r>
+              <w:t xml:space="preserve">.</w:t>
+            </w:r>
+            <w:r>
+              <w:t xml:space="preserve"> </w:t>
+            </w:r>
+            <w:r>
+              <w:t xml:space="preserve">If this ratio stays bounded away from zero,</w:t>
+            </w:r>
+            <w:r>
+              <w:t xml:space="preserve"> </w:t>
+            </w:r>
+            <w:r>
+              <w:t xml:space="preserve">the binomial Wald interval is not asymptotically calibrated.</w:t>
+            </w:r>
+            <w:r>
+              <w:t xml:space="preserve"> </w:t>
+            </w:r>
+            <w:r>
+              <w:t xml:space="preserve">Under the normal approximation it stays too wide,</w:t>
+            </w:r>
+            <w:r>
+              <w:t xml:space="preserve"> </w:t>
+            </w:r>
+            <w:r>
+              <w:t xml:space="preserve">so it is asymptotically</w:t>
+            </w:r>
+            <w:r>
+              <w:t xml:space="preserve"> </w:t>
+            </w:r>
+            <w:r>
+              <w:rPr>
+                <w:b/>
+                <w:bCs/>
+              </w:rPr>
+              <w:t xml:space="preserve">conservative</w:t>
+            </w:r>
+            <w:r>
+              <w:t xml:space="preserve">,</w:t>
+            </w:r>
+            <w:r>
+              <w:t xml:space="preserve"> </w:t>
+            </w:r>
+            <w:r>
+              <w:t xml:space="preserve">and for large enough samples its coverage stays above some level greater than 95%.</w:t>
+            </w:r>
+            <w:r>
+              <w:t xml:space="preserve"> </w:t>
+            </w:r>
+            <w:r>
+              <w:t xml:space="preserve">If instead this ratio tends to zero</w:t>
+            </w:r>
+            <w:r>
+              <w:t xml:space="preserve"> </w:t>
+            </w:r>
+            <w:r>
+              <w:t xml:space="preserve">(for example, with half the individuals at risk</w:t>
+            </w:r>
+            <w:r>
+              <w:t xml:space="preserve"> </w:t>
+            </w:r>
+            <m:oMath>
+              <m:r>
+                <m:t>0.5</m:t>
+              </m:r>
+              <m:r>
+                <m:rPr>
+                  <m:sty m:val="p"/>
+                </m:rPr>
+                <m:t>+</m:t>
+              </m:r>
+              <m:r>
+                <m:t>1</m:t>
+              </m:r>
+              <m:r>
+                <m:rPr>
+                  <m:sty m:val="p"/>
+                </m:rPr>
+                <m:t>/</m:t>
+              </m:r>
+              <m:r>
+                <m:t>n</m:t>
+              </m:r>
+            </m:oMath>
+            <w:r>
+              <w:t xml:space="preserve"> </w:t>
+            </w:r>
+            <w:r>
+              <w:t xml:space="preserve">and half at</w:t>
+            </w:r>
+            <w:r>
+              <w:t xml:space="preserve"> </w:t>
+            </w:r>
+            <m:oMath>
+              <m:r>
+                <m:t>0.5</m:t>
+              </m:r>
+              <m:r>
+                <m:rPr>
+                  <m:sty m:val="p"/>
+                </m:rPr>
+                <m:t>−</m:t>
+              </m:r>
+              <m:r>
+                <m:t>1</m:t>
+              </m:r>
+              <m:r>
+                <m:rPr>
+                  <m:sty m:val="p"/>
+                </m:rPr>
+                <m:t>/</m:t>
+              </m:r>
+              <m:r>
+                <m:t>n</m:t>
+              </m:r>
+            </m:oMath>
+            <w:r>
+              <w:t xml:space="preserve">, for even</w:t>
+            </w:r>
+            <w:r>
+              <w:t xml:space="preserve"> </w:t>
+            </w:r>
+            <m:oMath>
+              <m:r>
+                <m:t>n</m:t>
+              </m:r>
+              <m:r>
+                <m:rPr>
+                  <m:sty m:val="p"/>
+                </m:rPr>
+                <m:t>≥</m:t>
+              </m:r>
+              <m:r>
+                <m:t>2</m:t>
+              </m:r>
+            </m:oMath>
+            <w:r>
+              <w:t xml:space="preserve">),</w:t>
+            </w:r>
+            <w:r>
+              <w:t xml:space="preserve"> </w:t>
+            </w:r>
+            <w:r>
+              <w:t xml:space="preserve">the overstatement becomes negligible relative to the binomial variance</w:t>
+            </w:r>
+            <w:r>
+              <w:t xml:space="preserve"> </w:t>
+            </w:r>
+            <m:oMath>
+              <m:r>
+                <m:t>n</m:t>
+              </m:r>
+              <m:acc>
+                <m:accPr>
+                  <m:chr m:val="‾"/>
+                </m:accPr>
+                <m:e>
+                  <m:r>
+                    <m:t>p</m:t>
+                  </m:r>
+                </m:e>
+              </m:acc>
+              <m:r>
+                <m:rPr>
+                  <m:sty m:val="p"/>
+                </m:rPr>
+                <m:t>(</m:t>
+              </m:r>
+              <m:r>
+                <m:t>1</m:t>
+              </m:r>
+              <m:r>
+                <m:rPr>
+                  <m:sty m:val="p"/>
+                </m:rPr>
+                <m:t>−</m:t>
+              </m:r>
+              <m:acc>
+                <m:accPr>
+                  <m:chr m:val="‾"/>
+                </m:accPr>
+                <m:e>
+                  <m:r>
+                    <m:t>p</m:t>
+                  </m:r>
+                </m:e>
+              </m:acc>
+              <m:r>
+                <m:rPr>
+                  <m:sty m:val="p"/>
+                </m:rPr>
+                <m:t>)</m:t>
+              </m:r>
+            </m:oMath>
+            <w:r>
+              <w:t xml:space="preserve">,</w:t>
+            </w:r>
+            <w:r>
+              <w:t xml:space="preserve"> </w:t>
+            </w:r>
+            <w:r>
+              <w:t xml:space="preserve">and the coverage still tends to 95%.</w:t>
             </w:r>
           </w:p>
           <w:bookmarkEnd w:id="63"/>

--- a/pr-preview/pr-110/chapters/10-random-variability.docx
+++ b/pr-preview/pr-110/chapters/10-random-variability.docx
@@ -8345,7 +8345,7 @@
               <w:t xml:space="preserve"> </w:t>
             </w:r>
             <w:r>
-              <w:t xml:space="preserve">The Binomial Interval Needs a Binomial Count</w:t>
+              <w:t xml:space="preserve">The Binomial Interval Assumes a Binomial Count</w:t>
             </w:r>
           </w:p>
         </w:tc>
@@ -8513,7 +8513,7 @@
               <w:t xml:space="preserve"> </w:t>
             </w:r>
             <w:r>
-              <w:t xml:space="preserve">But this interval is justified only if</w:t>
+              <w:t xml:space="preserve">The interval’s variance term</w:t>
             </w:r>
             <w:r>
               <w:t xml:space="preserve"> </w:t>
@@ -8529,12 +8529,103 @@
                   </m:r>
                 </m:e>
               </m:acc>
+              <m:r>
+                <m:rPr>
+                  <m:sty m:val="p"/>
+                </m:rPr>
+                <m:t>(</m:t>
+              </m:r>
+              <m:r>
+                <m:t>1</m:t>
+              </m:r>
+              <m:r>
+                <m:rPr>
+                  <m:sty m:val="p"/>
+                </m:rPr>
+                <m:t>−</m:t>
+              </m:r>
+              <m:acc>
+                <m:accPr>
+                  <m:chr m:val="̂"/>
+                </m:accPr>
+                <m:e>
+                  <m:r>
+                    <m:t>p</m:t>
+                  </m:r>
+                </m:e>
+              </m:acc>
+              <m:r>
+                <m:rPr>
+                  <m:sty m:val="p"/>
+                </m:rPr>
+                <m:t>)</m:t>
+              </m:r>
+              <m:r>
+                <m:rPr>
+                  <m:sty m:val="p"/>
+                </m:rPr>
+                <m:t>/</m:t>
+              </m:r>
+              <m:r>
+                <m:t>n</m:t>
+              </m:r>
             </m:oMath>
             <w:r>
               <w:t xml:space="preserve"> </w:t>
             </w:r>
             <w:r>
-              <w:t xml:space="preserve">has a binomial sampling distribution.</w:t>
+              <w:t xml:space="preserve">estimates the binomial variance of</w:t>
+            </w:r>
+            <w:r>
+              <w:t xml:space="preserve"> </w:t>
+            </w:r>
+            <m:oMath>
+              <m:acc>
+                <m:accPr>
+                  <m:chr m:val="̂"/>
+                </m:accPr>
+                <m:e>
+                  <m:r>
+                    <m:t>p</m:t>
+                  </m:r>
+                </m:e>
+              </m:acc>
+            </m:oMath>
+            <w:r>
+              <w:t xml:space="preserve">,</w:t>
+            </w:r>
+            <w:r>
+              <w:t xml:space="preserve"> </w:t>
+            </w:r>
+            <w:r>
+              <w:t xml:space="preserve">which is the actual variance of</w:t>
+            </w:r>
+            <w:r>
+              <w:t xml:space="preserve"> </w:t>
+            </w:r>
+            <m:oMath>
+              <m:acc>
+                <m:accPr>
+                  <m:chr m:val="̂"/>
+                </m:accPr>
+                <m:e>
+                  <m:r>
+                    <m:t>p</m:t>
+                  </m:r>
+                </m:e>
+              </m:acc>
+            </m:oMath>
+            <w:r>
+              <w:t xml:space="preserve"> </w:t>
+            </w:r>
+            <w:r>
+              <w:t xml:space="preserve">when the number of individuals with the outcome is binomial.</w:t>
+            </w:r>
+            <w:r>
+              <w:t xml:space="preserve"> </w:t>
+            </w:r>
+            <w:r>
+              <w:t xml:space="preserve">For any other count, using that variance term needs a separate justification.</w:t>
             </w:r>
           </w:p>
           <w:p/>
@@ -8546,7 +8637,7 @@
         <w:pStyle w:val="BodyText"/>
       </w:pPr>
       <w:r>
-        <w:t xml:space="preserve">When does that happen?</w:t>
+        <w:t xml:space="preserve">When is the count binomial?</w:t>
       </w:r>
     </w:p>
     <w:p>
@@ -11192,7 +11283,13 @@
               <w:t xml:space="preserve"> </w:t>
             </w:r>
             <w:r>
-              <w:t xml:space="preserve">while acknowledging between-individual variation in risk</w:t>
+              <w:t xml:space="preserve">as if the count were binomial,</w:t>
+            </w:r>
+            <w:r>
+              <w:t xml:space="preserve"> </w:t>
+            </w:r>
+            <w:r>
+              <w:t xml:space="preserve">while acknowledging between-individual variation in risk that persists as the study grows,</w:t>
             </w:r>
             <w:r>
               <w:t xml:space="preserve"> </w:t>
@@ -11205,6 +11302,62 @@
             </w:r>
             <w:r>
               <w:t xml:space="preserve">Under Scenario 1 the count is binomial whether the counterfactuals are deterministic or stochastic.</w:t>
+            </w:r>
+            <w:r>
+              <w:t xml:space="preserve"> </w:t>
+            </w:r>
+            <w:r>
+              <w:t xml:space="preserve">If the target is instead the study population itself,</w:t>
+            </w:r>
+            <w:r>
+              <w:t xml:space="preserve"> </w:t>
+            </w:r>
+            <w:r>
+              <w:t xml:space="preserve">and its risks vary in this persistent way (with</w:t>
+            </w:r>
+            <w:r>
+              <w:t xml:space="preserve"> </w:t>
+            </w:r>
+            <m:oMath>
+              <m:acc>
+                <m:accPr>
+                  <m:chr m:val="‾"/>
+                </m:accPr>
+                <m:e>
+                  <m:r>
+                    <m:t>p</m:t>
+                  </m:r>
+                </m:e>
+              </m:acc>
+            </m:oMath>
+            <w:r>
+              <w:t xml:space="preserve"> </w:t>
+            </w:r>
+            <w:r>
+              <w:t xml:space="preserve">bounded away from 0 and 1),</w:t>
+            </w:r>
+            <w:r>
+              <w:t xml:space="preserve"> </w:t>
+            </w:r>
+            <w:hyperlink w:anchor="rem-scenario-2-untenable">
+              <w:r>
+                <w:rPr>
+                  <w:rStyle w:val="Hyperlink"/>
+                </w:rPr>
+                <w:t xml:space="preserve">Remark 6</w:t>
+              </w:r>
+            </w:hyperlink>
+            <w:r>
+              <w:t xml:space="preserve"> </w:t>
+            </w:r>
+            <w:r>
+              <w:t xml:space="preserve">shows that the interval is asymptotically conservative rather than calibrated:</w:t>
+            </w:r>
+            <w:r>
+              <w:t xml:space="preserve"> </w:t>
+            </w:r>
+            <w:r>
+              <w:t xml:space="preserve">for large enough samples its coverage stays above some level greater than 95%.</w:t>
             </w:r>
           </w:p>
           <w:p/>
